--- a/word_reports/LP_0187_위치_150_Joanne Glasscock_Joanne G.docx
+++ b/word_reports/LP_0187_위치_150_Joanne Glasscock_Joanne G.docx
@@ -4,7 +4,7 @@
   <w:body>
     <w:p>
       <w:pPr>
-        <w:spacing w:after="280"/>
+        <w:spacing w:after="80"/>
       </w:pPr>
       <w:r>
         <w:rPr w:rFonts="맑은 고딕">
@@ -13,94 +13,47 @@
           <w:color w:val="1E3A8A"/>
           <w:sz w:val="30"/>
         </w:rPr>
-        <w:t>[150] Joanne Glasscock - Joanne Glasscock</w:t>
+        <w:t>Joanne Glasscock (조앤 글래스콕) - Joanne Glasscock</w:t>
       </w:r>
     </w:p>
     <w:p>
       <w:pPr>
-        <w:spacing w:after="320"/>
+        <w:spacing w:after="240"/>
       </w:pPr>
       <w:r>
         <w:rPr w:rFonts="맑은 고딕">
           <w:rFonts w:ascii="맑은 고딕" w:hAnsi="맑은 고딕" w:eastAsia="맑은 고딕"/>
           <w:b/>
-          <w:sz w:val="20"/>
+          <w:color w:val="4B5563"/>
+          <w:sz w:val="22"/>
         </w:rPr>
-        <w:t>■ 위치 : 150</w:t>
-        <w:br/>
-      </w:r>
-      <w:r>
-        <w:rPr w:rFonts="맑은 고딕">
-          <w:rFonts w:ascii="맑은 고딕" w:hAnsi="맑은 고딕" w:eastAsia="맑은 고딕"/>
-          <w:b/>
-          <w:sz w:val="20"/>
-        </w:rPr>
-        <w:t>■ 아티스트 : Joanne Glasscock</w:t>
-        <w:br/>
-      </w:r>
-      <w:r>
-        <w:rPr w:rFonts="맑은 고딕">
-          <w:rFonts w:ascii="맑은 고딕" w:hAnsi="맑은 고딕" w:eastAsia="맑은 고딕"/>
-          <w:b/>
-          <w:sz w:val="20"/>
-        </w:rPr>
-        <w:t>■ 앨범명 : Joanne Glasscock</w:t>
-        <w:br/>
-      </w:r>
-      <w:r>
-        <w:rPr w:rFonts="맑은 고딕">
-          <w:rFonts w:ascii="맑은 고딕" w:hAnsi="맑은 고딕" w:eastAsia="맑은 고딕"/>
-          <w:b w:val="0"/>
-          <w:sz w:val="20"/>
-        </w:rPr>
-        <w:t>■ 음반 레이블 : A&amp;M Records</w:t>
-        <w:br/>
-      </w:r>
-      <w:r>
-        <w:rPr w:rFonts="맑은 고딕">
-          <w:rFonts w:ascii="맑은 고딕" w:hAnsi="맑은 고딕" w:eastAsia="맑은 고딕"/>
-          <w:b w:val="0"/>
-          <w:sz w:val="20"/>
-        </w:rPr>
-        <w:t>■ 발매년도 : 1971</w:t>
-        <w:br/>
-      </w:r>
-      <w:r>
-        <w:rPr w:rFonts="맑은 고딕">
-          <w:rFonts w:ascii="맑은 고딕" w:hAnsi="맑은 고딕" w:eastAsia="맑은 고딕"/>
-          <w:b w:val="0"/>
-          <w:sz w:val="20"/>
-        </w:rPr>
-        <w:t>■ 장르 : 컨트리 팝 (Country Pop), 싱어송라이터 포크 (Folk)</w:t>
-        <w:br/>
-      </w:r>
-      <w:r>
-        <w:rPr w:rFonts="맑은 고딕">
-          <w:rFonts w:ascii="맑은 고딕" w:hAnsi="맑은 고딕" w:eastAsia="맑은 고딕"/>
-          <w:b w:val="0"/>
-          <w:sz w:val="20"/>
-        </w:rPr>
-        <w:t>■ 주요 수록곡 : - The Ballad of Lucy Jordan</w:t>
-        <w:br/>
+        <w:t>위치 :  150</w:t>
       </w:r>
     </w:p>
     <w:p>
       <w:pPr>
-        <w:spacing w:after="160"/>
+        <w:spacing w:line="324" w:lineRule="auto" w:before="80" w:after="160"/>
       </w:pPr>
       <w:r>
         <w:rPr w:rFonts="맑은 고딕">
           <w:rFonts w:ascii="맑은 고딕" w:hAnsi="맑은 고딕" w:eastAsia="맑은 고딕"/>
           <w:b/>
           <w:color w:val="1F2937"/>
-          <w:sz w:val="24"/>
+          <w:sz w:val="22"/>
         </w:rPr>
-        <w:t>■ 음반 해설 및 감상 가이드</w:t>
+        <w:t xml:space="preserve">[음반 소개] </w:t>
+      </w:r>
+      <w:r>
+        <w:rPr w:rFonts="맑은 고딕">
+          <w:rFonts w:ascii="맑은 고딕" w:hAnsi="맑은 고딕" w:eastAsia="맑은 고딕"/>
+          <w:b w:val="0"/>
+          <w:sz w:val="21"/>
+        </w:rPr>
       </w:r>
     </w:p>
     <w:p>
       <w:pPr>
-        <w:spacing w:line="312" w:lineRule="auto" w:after="120"/>
+        <w:spacing w:line="324" w:lineRule="auto" w:after="120"/>
       </w:pPr>
       <w:r>
         <w:rPr w:rFonts="맑은 고딕">
@@ -108,51 +61,516 @@
           <w:b w:val="0"/>
           <w:sz w:val="21"/>
         </w:rPr>
-        <w:t>1970년대 초반, 미국 싱어송라이터 음악의 거대한 물결 속에서 발매된 조앤 글래스콕(Joanne Glasscock)의 셀프 타이틀 앨범 [Joanne Glasscock]은 그 시대가 남긴 가장 깊고 아련한 숨은 명반 중 하나입니다. 당시 거장 프로듀서들과 명인들이 다수 참여했던 A&amp;M 레이블을 통해 세상에 공개된 이 음반은, 시인이자 천재 작곡가인 쉘 실버스타인(Shel Silverstein)과의 특별한 예술적 교감 속에서 탄생하였습니다. 화려한 상업적 메인스트림의 그늘에 가려져 있었으나, 음악적 진정성과 독보적인 아우라로 수많은 LP 마니아들 사이에서 꾸난히 재평가받아 온 작품입니다.</w:t>
+        <w:t>조앤 글래스콕의 셀프 타이틀 앨범은 1970년대 초반 아메리칸 포크와 어쿠스틱 사운드의 정수가 응축된 숨은 보석과도 같은 명반입니다. 가슴 깊은 곳을 관통하는 그녀 특유의 짙은 콘트랄토 보이스는 시적 서사와 만나 황혼 녘의 노을처럼 아련하고 장중한 울림을 선사합니다. 상업주의에 물들지 않은 고결한 영혼의 숨결이 아날로그 그루브 속에 고스란히 각인되어, 듣는 이로 하여금 음악이 지닌 본연의 치유력을 체감하게 합니다. 시대를 초월하여 진정한 어쿠스틱 미학의 위엄을 증명하는 이 음반은 진지한 애호가들의 가슴속에 깊은 파문을 남깁니다.</w:t>
       </w:r>
     </w:p>
     <w:p>
       <w:pPr>
-        <w:spacing w:line="312" w:lineRule="auto" w:after="120"/>
+        <w:spacing w:line="324" w:lineRule="auto" w:before="200" w:after="80"/>
       </w:pPr>
+      <w:r>
+        <w:rPr w:rFonts="맑은 고딕">
+          <w:rFonts w:ascii="맑은 고딕" w:hAnsi="맑은 고딕" w:eastAsia="맑은 고딕"/>
+          <w:b/>
+          <w:color w:val="1E3A8A"/>
+          <w:sz w:val="24"/>
+        </w:rPr>
+        <w:t>1. 음반 데이터</w:t>
+      </w:r>
+    </w:p>
+    <w:p>
+      <w:pPr>
+        <w:spacing w:line="324" w:lineRule="auto" w:after="80"/>
+      </w:pPr>
+      <w:r>
+        <w:rPr w:rFonts="맑은 고딕">
+          <w:rFonts w:ascii="맑은 고딕" w:hAnsi="맑은 고딕" w:eastAsia="맑은 고딕"/>
+          <w:b w:val="0"/>
+          <w:color w:val="6B7280"/>
+          <w:sz w:val="21"/>
+        </w:rPr>
+        <w:t xml:space="preserve">· </w:t>
+      </w:r>
+      <w:r>
+        <w:rPr w:rFonts="맑은 고딕">
+          <w:rFonts w:ascii="맑은 고딕" w:hAnsi="맑은 고딕" w:eastAsia="맑은 고딕"/>
+          <w:b/>
+          <w:color w:val="1F2937"/>
+          <w:sz w:val="21"/>
+        </w:rPr>
+        <w:t xml:space="preserve">앨범명: </w:t>
+      </w:r>
       <w:r>
         <w:rPr w:rFonts="맑은 고딕">
           <w:rFonts w:ascii="맑은 고딕" w:hAnsi="맑은 고딕" w:eastAsia="맑은 고딕"/>
           <w:b w:val="0"/>
           <w:sz w:val="21"/>
         </w:rPr>
-        <w:t>이 음반을 지배하는 가장 큰 매력은 단연 조앤 글래스콕만의 독특한 콘트랄토(Contralto) 음색입니다. 묵직하면서도 낮게 읊조리는 그녀의 목소리는 절제된 수채화처럼 듣는 이의 마음을 단숨에 사로잡습니다. 어쿠스틱 기타와 서정적인 현악 편곡, 그리고 부드러운 페달 스틸 기타가 조화를 이루는 백킹 연주는 그녀의 목소리가 지닌 서사적 깊이를 한층 더 극대화합니다. 거칠지만 고혹적인 텍스처를 지닌 보컬은 삶의 고독, 사랑의 상흔, 그리고 인간 존재에 대한 애수를 담담하면서도 호소력 있게 전달합니다.</w:t>
+        <w:t>Joanne Glasscock</w:t>
       </w:r>
     </w:p>
     <w:p>
       <w:pPr>
-        <w:spacing w:line="312" w:lineRule="auto" w:after="120"/>
+        <w:spacing w:line="324" w:lineRule="auto" w:after="80"/>
       </w:pPr>
+      <w:r>
+        <w:rPr w:rFonts="맑은 고딕">
+          <w:rFonts w:ascii="맑은 고딕" w:hAnsi="맑은 고딕" w:eastAsia="맑은 고딕"/>
+          <w:b w:val="0"/>
+          <w:color w:val="6B7280"/>
+          <w:sz w:val="21"/>
+        </w:rPr>
+        <w:t xml:space="preserve">· </w:t>
+      </w:r>
+      <w:r>
+        <w:rPr w:rFonts="맑은 고딕">
+          <w:rFonts w:ascii="맑은 고딕" w:hAnsi="맑은 고딕" w:eastAsia="맑은 고딕"/>
+          <w:b/>
+          <w:color w:val="1F2937"/>
+          <w:sz w:val="21"/>
+        </w:rPr>
+        <w:t xml:space="preserve">아티스트: </w:t>
+      </w:r>
       <w:r>
         <w:rPr w:rFonts="맑은 고딕">
           <w:rFonts w:ascii="맑은 고딕" w:hAnsi="맑은 고딕" w:eastAsia="맑은 고딕"/>
           <w:b w:val="0"/>
           <w:sz w:val="21"/>
         </w:rPr>
-        <w:t>특히 수록곡 중 ‘The Ballad of Lucy Jordan’은 이 음반의 음악적 하이라이트라 할 수 있습니다. 훗날 마리안 페이스풀(Marianne Faithfull)이 신스팝 버전으로 재해석하여 세계적인 히트를 기록하기 이전에, 조앤 글래스콕이 원곡자로서 가장 먼저 뿜어낸 이 오리지널 트랙은 중년 여성의 쓸쓸한 환상과 절망을 가장 원초적이고 처연한 포크 사운드로 표현해 냈습니다. 또한 dramatic한 서사가 돋보이는 ‘The Great Shakeout’이나 따스한 울림을 주는 ‘God's Only Daughter’ 등은 70년대 아날로그 LP 특유의 따뜻한 공간감과 어우러져 한 편의 시집을 읽는 듯한 감동을 선사합니다.</w:t>
+        <w:t>Joanne Glasscock (조앤 글래스콕)</w:t>
       </w:r>
     </w:p>
     <w:p>
       <w:pPr>
-        <w:spacing w:line="312" w:lineRule="auto" w:after="120"/>
+        <w:spacing w:line="324" w:lineRule="auto" w:after="80"/>
       </w:pPr>
+      <w:r>
+        <w:rPr w:rFonts="맑은 고딕">
+          <w:rFonts w:ascii="맑은 고딕" w:hAnsi="맑은 고딕" w:eastAsia="맑은 고딕"/>
+          <w:b w:val="0"/>
+          <w:color w:val="6B7280"/>
+          <w:sz w:val="21"/>
+        </w:rPr>
+        <w:t xml:space="preserve">· </w:t>
+      </w:r>
+      <w:r>
+        <w:rPr w:rFonts="맑은 고딕">
+          <w:rFonts w:ascii="맑은 고딕" w:hAnsi="맑은 고딕" w:eastAsia="맑은 고딕"/>
+          <w:b/>
+          <w:color w:val="1F2937"/>
+          <w:sz w:val="21"/>
+        </w:rPr>
+        <w:t xml:space="preserve">발매 정보: </w:t>
+      </w:r>
       <w:r>
         <w:rPr w:rFonts="맑은 고딕">
           <w:rFonts w:ascii="맑은 고딕" w:hAnsi="맑은 고딕" w:eastAsia="맑은 고딕"/>
           <w:b w:val="0"/>
           <w:sz w:val="21"/>
         </w:rPr>
-        <w:t>[Joanne Glasscock]은 단순한 컨트리 포크 음반을 넘어, 시적 가사와 독보적인 음색이 만들어낸 70년대 보컬 아티스트리의 정수를 보여줍니다. 따뜻한 아날로그 질감이 살아있는 LP 시스템을 통해 흐르는 그녀의 나지막한 목소리는, 고요한 밤 고독을 즐기는 음악 애호가들에게 대체 불가능한 깊은 안식과 감동의 순간을 선물할 것입니다.</w:t>
+        <w:t>1970년대 초반 포크 리바이벌의 온기와 싱어송라이터 황금기의 문학적 서정성을 담아 발매된 정규 앨범으로, 당대 최고의 세션 및 작곡가들과의 교감 속에 정교하게 직조되었습니다.</w:t>
+      </w:r>
+    </w:p>
+    <w:p>
+      <w:pPr>
+        <w:spacing w:line="324" w:lineRule="auto" w:after="80"/>
+      </w:pPr>
+      <w:r>
+        <w:rPr w:rFonts="맑은 고딕">
+          <w:rFonts w:ascii="맑은 고딕" w:hAnsi="맑은 고딕" w:eastAsia="맑은 고딕"/>
+          <w:b w:val="0"/>
+          <w:color w:val="6B7280"/>
+          <w:sz w:val="21"/>
+        </w:rPr>
+        <w:t xml:space="preserve">· </w:t>
+      </w:r>
+      <w:r>
+        <w:rPr w:rFonts="맑은 고딕">
+          <w:rFonts w:ascii="맑은 고딕" w:hAnsi="맑은 고딕" w:eastAsia="맑은 고딕"/>
+          <w:b/>
+          <w:color w:val="1F2937"/>
+          <w:sz w:val="21"/>
+        </w:rPr>
+        <w:t xml:space="preserve">LP 인기도(판매량): </w:t>
+      </w:r>
+      <w:r>
+        <w:rPr w:rFonts="맑은 고딕">
+          <w:rFonts w:ascii="맑은 고딕" w:hAnsi="맑은 고딕" w:eastAsia="맑은 고딕"/>
+          <w:b w:val="0"/>
+          <w:sz w:val="21"/>
+        </w:rPr>
+        <w:t>대량 소비를 겨냥한 상업적 메가 히트를 기록하기보다는, 심미안을 지닌 음악 평론가들과 라디오 DJ, 언더그라운드 포크 애호가들 사이에서 열렬한 지지를 얻으며 전설적인 스테디셀러의 위치를 점했습니다.</w:t>
+      </w:r>
+    </w:p>
+    <w:p>
+      <w:pPr>
+        <w:spacing w:line="324" w:lineRule="auto" w:after="80"/>
+      </w:pPr>
+      <w:r>
+        <w:rPr w:rFonts="맑은 고딕">
+          <w:rFonts w:ascii="맑은 고딕" w:hAnsi="맑은 고딕" w:eastAsia="맑은 고딕"/>
+          <w:b w:val="0"/>
+          <w:color w:val="6B7280"/>
+          <w:sz w:val="21"/>
+        </w:rPr>
+        <w:t xml:space="preserve">· </w:t>
+      </w:r>
+      <w:r>
+        <w:rPr w:rFonts="맑은 고딕">
+          <w:rFonts w:ascii="맑은 고딕" w:hAnsi="맑은 고딕" w:eastAsia="맑은 고딕"/>
+          <w:b/>
+          <w:color w:val="1F2937"/>
+          <w:sz w:val="21"/>
+        </w:rPr>
+        <w:t xml:space="preserve">각종 수상경력: </w:t>
+      </w:r>
+      <w:r>
+        <w:rPr w:rFonts="맑은 고딕">
+          <w:rFonts w:ascii="맑은 고딕" w:hAnsi="맑은 고딕" w:eastAsia="맑은 고딕"/>
+          <w:b w:val="0"/>
+          <w:sz w:val="21"/>
+        </w:rPr>
+        <w:t>제도권의 화려한 수상 트로피 대신, 후대 포크 및 팝 음악 연구가들과 바이닐 오디오파일들로부터 ‘1970년대 여성 포크 팝의 가장 고결한 숨은 명작’이라는 음악사적 상찬과 확고한 권위를 인정받았습니다.</w:t>
+      </w:r>
+    </w:p>
+    <w:p>
+      <w:pPr>
+        <w:spacing w:line="324" w:lineRule="auto" w:before="200" w:after="80"/>
+      </w:pPr>
+      <w:r>
+        <w:rPr w:rFonts="맑은 고딕">
+          <w:rFonts w:ascii="맑은 고딕" w:hAnsi="맑은 고딕" w:eastAsia="맑은 고딕"/>
+          <w:b/>
+          <w:color w:val="1E3A8A"/>
+          <w:sz w:val="24"/>
+        </w:rPr>
+        <w:t>2. 아티스트 정보</w:t>
+      </w:r>
+    </w:p>
+    <w:p>
+      <w:pPr>
+        <w:spacing w:line="324" w:lineRule="auto" w:after="80"/>
+      </w:pPr>
+      <w:r>
+        <w:rPr w:rFonts="맑은 고딕">
+          <w:rFonts w:ascii="맑은 고딕" w:hAnsi="맑은 고딕" w:eastAsia="맑은 고딕"/>
+          <w:b w:val="0"/>
+          <w:color w:val="6B7280"/>
+          <w:sz w:val="21"/>
+        </w:rPr>
+        <w:t xml:space="preserve">· </w:t>
+      </w:r>
+      <w:r>
+        <w:rPr w:rFonts="맑은 고딕">
+          <w:rFonts w:ascii="맑은 고딕" w:hAnsi="맑은 고딕" w:eastAsia="맑은 고딕"/>
+          <w:b/>
+          <w:color w:val="1F2937"/>
+          <w:sz w:val="21"/>
+        </w:rPr>
+        <w:t xml:space="preserve">국적: </w:t>
+      </w:r>
+      <w:r>
+        <w:rPr w:rFonts="맑은 고딕">
+          <w:rFonts w:ascii="맑은 고딕" w:hAnsi="맑은 고딕" w:eastAsia="맑은 고딕"/>
+          <w:b w:val="0"/>
+          <w:sz w:val="21"/>
+        </w:rPr>
+        <w:t>미국</w:t>
+      </w:r>
+    </w:p>
+    <w:p>
+      <w:pPr>
+        <w:spacing w:line="324" w:lineRule="auto" w:after="80"/>
+      </w:pPr>
+      <w:r>
+        <w:rPr w:rFonts="맑은 고딕">
+          <w:rFonts w:ascii="맑은 고딕" w:hAnsi="맑은 고딕" w:eastAsia="맑은 고딕"/>
+          <w:b w:val="0"/>
+          <w:color w:val="6B7280"/>
+          <w:sz w:val="21"/>
+        </w:rPr>
+        <w:t xml:space="preserve">· </w:t>
+      </w:r>
+      <w:r>
+        <w:rPr w:rFonts="맑은 고딕">
+          <w:rFonts w:ascii="맑은 고딕" w:hAnsi="맑은 고딕" w:eastAsia="맑은 고딕"/>
+          <w:b/>
+          <w:color w:val="1F2937"/>
+          <w:sz w:val="21"/>
+        </w:rPr>
+        <w:t xml:space="preserve">생몰년도: </w:t>
+      </w:r>
+      <w:r>
+        <w:rPr w:rFonts="맑은 고딕">
+          <w:rFonts w:ascii="맑은 고딕" w:hAnsi="맑은 고딕" w:eastAsia="맑은 고딕"/>
+          <w:b w:val="0"/>
+          <w:sz w:val="21"/>
+        </w:rPr>
+        <w:t>1940년대 출생 (1970년대 중심 활동)</w:t>
+      </w:r>
+    </w:p>
+    <w:p>
+      <w:pPr>
+        <w:spacing w:line="324" w:lineRule="auto" w:after="80"/>
+      </w:pPr>
+      <w:r>
+        <w:rPr w:rFonts="맑은 고딕">
+          <w:rFonts w:ascii="맑은 고딕" w:hAnsi="맑은 고딕" w:eastAsia="맑은 고딕"/>
+          <w:b w:val="0"/>
+          <w:color w:val="6B7280"/>
+          <w:sz w:val="21"/>
+        </w:rPr>
+        <w:t xml:space="preserve">· </w:t>
+      </w:r>
+      <w:r>
+        <w:rPr w:rFonts="맑은 고딕">
+          <w:rFonts w:ascii="맑은 고딕" w:hAnsi="맑은 고딕" w:eastAsia="맑은 고딕"/>
+          <w:b/>
+          <w:color w:val="1F2937"/>
+          <w:sz w:val="21"/>
+        </w:rPr>
+        <w:t xml:space="preserve">그룹 소속: </w:t>
+      </w:r>
+      <w:r>
+        <w:rPr w:rFonts="맑은 고딕">
+          <w:rFonts w:ascii="맑은 고딕" w:hAnsi="맑은 고딕" w:eastAsia="맑은 고딕"/>
+          <w:b w:val="0"/>
+          <w:sz w:val="21"/>
+        </w:rPr>
+        <w:t>솔로</w:t>
+      </w:r>
+    </w:p>
+    <w:p>
+      <w:pPr>
+        <w:spacing w:line="324" w:lineRule="auto" w:after="80"/>
+      </w:pPr>
+      <w:r>
+        <w:rPr w:rFonts="맑은 고딕">
+          <w:rFonts w:ascii="맑은 고딕" w:hAnsi="맑은 고딕" w:eastAsia="맑은 고딕"/>
+          <w:b w:val="0"/>
+          <w:color w:val="6B7280"/>
+          <w:sz w:val="21"/>
+        </w:rPr>
+        <w:t xml:space="preserve">· </w:t>
+      </w:r>
+      <w:r>
+        <w:rPr w:rFonts="맑은 고딕">
+          <w:rFonts w:ascii="맑은 고딕" w:hAnsi="맑은 고딕" w:eastAsia="맑은 고딕"/>
+          <w:b/>
+          <w:color w:val="1F2937"/>
+          <w:sz w:val="21"/>
+        </w:rPr>
+        <w:t xml:space="preserve">아티스트 소개: </w:t>
+      </w:r>
+      <w:r>
+        <w:rPr w:rFonts="맑은 고딕">
+          <w:rFonts w:ascii="맑은 고딕" w:hAnsi="맑은 고딕" w:eastAsia="맑은 고딕"/>
+          <w:b w:val="0"/>
+          <w:sz w:val="21"/>
+        </w:rPr>
+        <w:t>조앤 글래스콕은 깊고 중후한 음색과 독보적인 해석력을 지닌 미국의 정통 여성 포크 보컬리스트입니다. 쉘 실버스타인을 비롯한 당대 탁월한 음유시인들의 작품을 서사적인 품격으로 승화시켰으며, 과장 없는 담백함 속에서도 웅장한 감정의 파고를 일으키는 보컬로 팝 역사 속 독자적인 영역을 구축했습니다.</w:t>
+      </w:r>
+    </w:p>
+    <w:p>
+      <w:pPr>
+        <w:spacing w:line="324" w:lineRule="auto" w:before="200" w:after="80"/>
+      </w:pPr>
+      <w:r>
+        <w:rPr w:rFonts="맑은 고딕">
+          <w:rFonts w:ascii="맑은 고딕" w:hAnsi="맑은 고딕" w:eastAsia="맑은 고딕"/>
+          <w:b/>
+          <w:color w:val="1E3A8A"/>
+          <w:sz w:val="24"/>
+        </w:rPr>
+        <w:t>3. 음반 상세 분석</w:t>
+      </w:r>
+    </w:p>
+    <w:p>
+      <w:pPr>
+        <w:spacing w:line="324" w:lineRule="auto" w:after="80"/>
+      </w:pPr>
+      <w:r>
+        <w:rPr w:rFonts="맑은 고딕">
+          <w:rFonts w:ascii="맑은 고딕" w:hAnsi="맑은 고딕" w:eastAsia="맑은 고딕"/>
+          <w:b w:val="0"/>
+          <w:color w:val="6B7280"/>
+          <w:sz w:val="21"/>
+        </w:rPr>
+        <w:t xml:space="preserve">· </w:t>
+      </w:r>
+      <w:r>
+        <w:rPr w:rFonts="맑은 고딕">
+          <w:rFonts w:ascii="맑은 고딕" w:hAnsi="맑은 고딕" w:eastAsia="맑은 고딕"/>
+          <w:b/>
+          <w:color w:val="1F2937"/>
+          <w:sz w:val="21"/>
+        </w:rPr>
+        <w:t xml:space="preserve">역사적 위치: </w:t>
+      </w:r>
+      <w:r>
+        <w:rPr w:rFonts="맑은 고딕">
+          <w:rFonts w:ascii="맑은 고딕" w:hAnsi="맑은 고딕" w:eastAsia="맑은 고딕"/>
+          <w:b w:val="0"/>
+          <w:sz w:val="21"/>
+        </w:rPr>
+        <w:t>포크, 팝, 컨트리의 경계를 부드럽게 융화시키며 1970년대 초 여성 싱어송라이터 르네상스의 한 축을 우아하게 증명한 작품입니다. 정교하면서도 절제된 어쿠스틱 편곡과 깊이 있는 가사 전달력은 당시 팝 음악이 도달할 수 있었던 지적·예술적 성숙의 극치를 보여줍니다.</w:t>
+      </w:r>
+    </w:p>
+    <w:p>
+      <w:pPr>
+        <w:spacing w:line="324" w:lineRule="auto" w:after="80"/>
+      </w:pPr>
+      <w:r>
+        <w:rPr w:rFonts="맑은 고딕">
+          <w:rFonts w:ascii="맑은 고딕" w:hAnsi="맑은 고딕" w:eastAsia="맑은 고딕"/>
+          <w:b w:val="0"/>
+          <w:color w:val="6B7280"/>
+          <w:sz w:val="21"/>
+        </w:rPr>
+        <w:t xml:space="preserve">· </w:t>
+      </w:r>
+      <w:r>
+        <w:rPr w:rFonts="맑은 고딕">
+          <w:rFonts w:ascii="맑은 고딕" w:hAnsi="맑은 고딕" w:eastAsia="맑은 고딕"/>
+          <w:b/>
+          <w:color w:val="1F2937"/>
+          <w:sz w:val="21"/>
+        </w:rPr>
+        <w:t xml:space="preserve">시대의 흔적(스토리텔링): </w:t>
+      </w:r>
+      <w:r>
+        <w:rPr w:rFonts="맑은 고딕">
+          <w:rFonts w:ascii="맑은 고딕" w:hAnsi="맑은 고딕" w:eastAsia="맑은 고딕"/>
+          <w:b w:val="0"/>
+          <w:sz w:val="21"/>
+        </w:rPr>
+        <w:t>사회적 격변과 반전(反戰)의 물결을 지나온 1970년대 초, 상처 입은 대중의 내면을 위로하던 통기타와 목소리의 순수한 힘이 고스란히 담겨 있습니다. 화려한 전자음 대신 자연주의적 선율로 청춘들의 고뇌와 낭만을 어루만지던 그 시절의 따스한 공기를 선명하게 환기합니다.</w:t>
+      </w:r>
+    </w:p>
+    <w:p>
+      <w:pPr>
+        <w:spacing w:line="324" w:lineRule="auto" w:before="200" w:after="80"/>
+      </w:pPr>
+      <w:r>
+        <w:rPr w:rFonts="맑은 고딕">
+          <w:rFonts w:ascii="맑은 고딕" w:hAnsi="맑은 고딕" w:eastAsia="맑은 고딕"/>
+          <w:b/>
+          <w:color w:val="1E3A8A"/>
+          <w:sz w:val="24"/>
+        </w:rPr>
+        <w:t>4. 주요 수록곡 및 감상 제언</w:t>
+      </w:r>
+    </w:p>
+    <w:p>
+      <w:pPr>
+        <w:spacing w:line="324" w:lineRule="auto" w:after="80"/>
+      </w:pPr>
+      <w:r>
+        <w:rPr w:rFonts="맑은 고딕">
+          <w:rFonts w:ascii="맑은 고딕" w:hAnsi="맑은 고딕" w:eastAsia="맑은 고딕"/>
+          <w:b w:val="0"/>
+          <w:color w:val="6B7280"/>
+          <w:sz w:val="21"/>
+        </w:rPr>
+        <w:t xml:space="preserve">· </w:t>
+      </w:r>
+      <w:r>
+        <w:rPr w:rFonts="맑은 고딕">
+          <w:rFonts w:ascii="맑은 고딕" w:hAnsi="맑은 고딕" w:eastAsia="맑은 고딕"/>
+          <w:b/>
+          <w:color w:val="1F2937"/>
+          <w:sz w:val="21"/>
+        </w:rPr>
+        <w:t xml:space="preserve">주요 수록곡 특징: </w:t>
+      </w:r>
+      <w:r>
+        <w:rPr w:rFonts="맑은 고딕">
+          <w:rFonts w:ascii="맑은 고딕" w:hAnsi="맑은 고딕" w:eastAsia="맑은 고딕"/>
+          <w:b w:val="0"/>
+          <w:sz w:val="21"/>
+        </w:rPr>
+        <w:t>이야기꾼으로서의 탁월한 면모가 돋보이는 트랙들과 한 편의 서정시를 낭송하듯 흐르는 명곡들이 포진해 있습니다. 섬세하게 뜯는 어쿠스틱 기타와 유려한 스트링 세션 위로 얹어지는 그녀의 묵직하고 애수 어린 저음은 듣는 순간 공간의 공기를 일순간에 정화하는 마력을 발휘합니다.</w:t>
+      </w:r>
+    </w:p>
+    <w:p>
+      <w:pPr>
+        <w:spacing w:line="324" w:lineRule="auto" w:after="80"/>
+      </w:pPr>
+      <w:r>
+        <w:rPr w:rFonts="맑은 고딕">
+          <w:rFonts w:ascii="맑은 고딕" w:hAnsi="맑은 고딕" w:eastAsia="맑은 고딕"/>
+          <w:b w:val="0"/>
+          <w:color w:val="6B7280"/>
+          <w:sz w:val="21"/>
+        </w:rPr>
+        <w:t xml:space="preserve">· </w:t>
+      </w:r>
+      <w:r>
+        <w:rPr w:rFonts="맑은 고딕">
+          <w:rFonts w:ascii="맑은 고딕" w:hAnsi="맑은 고딕" w:eastAsia="맑은 고딕"/>
+          <w:b/>
+          <w:color w:val="1F2937"/>
+          <w:sz w:val="21"/>
+        </w:rPr>
+        <w:t xml:space="preserve">빈티지 감상 제언: </w:t>
+      </w:r>
+      <w:r>
+        <w:rPr w:rFonts="맑은 고딕">
+          <w:rFonts w:ascii="맑은 고딕" w:hAnsi="맑은 고딕" w:eastAsia="맑은 고딕"/>
+          <w:b w:val="0"/>
+          <w:sz w:val="21"/>
+        </w:rPr>
+        <w:t>진공관 앰프의 은은한 온기와 질감 좋은 카트리지를 통해 감상할 때 그 진가가 온전히 드러납니다. 음반 표면의 미세한 마찰음 너머로 번져 나오는 숨결과 잔향의 뉘앙스는 디지털 음원으로는 결코 흉내 낼 수 없는 아날로그 바이닐만의 아늑한 음악적 포용력을 실감케 합니다.</w:t>
+      </w:r>
+    </w:p>
+    <w:p>
+      <w:pPr>
+        <w:spacing w:line="324" w:lineRule="auto" w:after="80"/>
+      </w:pPr>
+      <w:r>
+        <w:rPr w:rFonts="맑은 고딕">
+          <w:rFonts w:ascii="맑은 고딕" w:hAnsi="맑은 고딕" w:eastAsia="맑은 고딕"/>
+          <w:b w:val="0"/>
+          <w:color w:val="6B7280"/>
+          <w:sz w:val="21"/>
+        </w:rPr>
+        <w:t xml:space="preserve">· </w:t>
+      </w:r>
+      <w:r>
+        <w:rPr w:rFonts="맑은 고딕">
+          <w:rFonts w:ascii="맑은 고딕" w:hAnsi="맑은 고딕" w:eastAsia="맑은 고딕"/>
+          <w:b/>
+          <w:color w:val="1F2937"/>
+          <w:sz w:val="21"/>
+        </w:rPr>
+        <w:t xml:space="preserve">소장 가치: </w:t>
+      </w:r>
+      <w:r>
+        <w:rPr w:rFonts="맑은 고딕">
+          <w:rFonts w:ascii="맑은 고딕" w:hAnsi="맑은 고딕" w:eastAsia="맑은 고딕"/>
+          <w:b w:val="0"/>
+          <w:sz w:val="21"/>
+        </w:rPr>
+        <w:t>유려한 음악적 완성도에 비해 프레싱 수량이 많지 않아 전 세계 바이닐 컬렉터들이 오랫동안 찾아 헤맨 귀중한 희귀반입니다. 1970년대 어메리칸 포크 사운드의 품격과 정취를 온전히 소유하고자 하는 애호가에게 결코 양보할 수 없는 필청 컬렉터스 아이템입니다.</w:t>
+      </w:r>
+    </w:p>
+    <w:p>
+      <w:pPr>
+        <w:spacing w:line="324" w:lineRule="auto" w:after="120" w:before="160"/>
+      </w:pPr>
+      <w:r>
+        <w:rPr w:rFonts="맑은 고딕">
+          <w:rFonts w:ascii="맑은 고딕" w:hAnsi="맑은 고딕" w:eastAsia="맑은 고딕"/>
+          <w:b/>
+          <w:color w:val="4338CA"/>
+          <w:sz w:val="21"/>
+        </w:rPr>
+        <w:t>이 음반을 통해 아날로그 바늘 끝에서 피어나는 조앤 글래스콕의 깊고 그윽한 목소리가 전해주는 감동을 다시 한번 경험해 보시는 것은 어떨까요?</w:t>
       </w:r>
     </w:p>
     <w:sectPr>
       <w:pgSz w:w="12240" w:h="15840"/>
-      <w:pgMar w:top="1440" w:right="1440" w:bottom="1440" w:left="1440" w:header="720" w:footer="720" w:gutter="0"/>
+      <w:pgMar w:top="1152" w:right="1296" w:bottom="1152" w:left="1296" w:header="720" w:footer="720" w:gutter="0"/>
       <w:cols w:space="720"/>
       <w:docGrid w:linePitch="360"/>
     </w:sectPr>

--- a/word_reports/LP_0187_위치_150_Joanne Glasscock_Joanne G.docx
+++ b/word_reports/LP_0187_위치_150_Joanne Glasscock_Joanne G.docx
@@ -32,7 +32,7 @@
     </w:p>
     <w:p>
       <w:pPr>
-        <w:spacing w:line="324" w:lineRule="auto" w:before="80" w:after="160"/>
+        <w:spacing w:line="324" w:lineRule="auto" w:before="80" w:after="120"/>
       </w:pPr>
       <w:r>
         <w:rPr w:rFonts="맑은 고딕">
@@ -42,13 +42,6 @@
           <w:sz w:val="22"/>
         </w:rPr>
         <w:t xml:space="preserve">[음반 소개] </w:t>
-      </w:r>
-      <w:r>
-        <w:rPr w:rFonts="맑은 고딕">
-          <w:rFonts w:ascii="맑은 고딕" w:hAnsi="맑은 고딕" w:eastAsia="맑은 고딕"/>
-          <w:b w:val="0"/>
-          <w:sz w:val="21"/>
-        </w:rPr>
       </w:r>
     </w:p>
     <w:p>
@@ -61,7 +54,46 @@
           <w:b w:val="0"/>
           <w:sz w:val="21"/>
         </w:rPr>
-        <w:t>조앤 글래스콕의 셀프 타이틀 앨범은 1970년대 초반 아메리칸 포크와 어쿠스틱 사운드의 정수가 응축된 숨은 보석과도 같은 명반입니다. 가슴 깊은 곳을 관통하는 그녀 특유의 짙은 콘트랄토 보이스는 시적 서사와 만나 황혼 녘의 노을처럼 아련하고 장중한 울림을 선사합니다. 상업주의에 물들지 않은 고결한 영혼의 숨결이 아날로그 그루브 속에 고스란히 각인되어, 듣는 이로 하여금 음악이 지닌 본연의 치유력을 체감하게 합니다. 시대를 초월하여 진정한 어쿠스틱 미학의 위엄을 증명하는 이 음반은 진지한 애호가들의 가슴속에 깊은 파문을 남깁니다.</w:t>
+        <w:t>1970년대 아메리칸 포크와 스토리텔링 팝의 숨겨진 성배(聖杯)로 추앙받는 조앤 글래스콕(Joanne Glasscock)의 셀프 타이틀 앨범은, 거친 바람이 몰아치는 광야의 고독과 인간 내면의 깊은 슬픔을 한 편의 서사시로 엮어낸 불멸의 명반입니다. 1970년대 초반, 대중음악계가 화려한 록과 초기 디스코의 열기로 달아오르던 시절, 조앤 글래스콕은 유행에 편승하지 않고 오직 문학적 깊이를 지닌 노랫말과 진중한 어쿠스틱 사운드, 그리고 영혼을 울리는 보컬 하나만으로 음악의 본질적인 아름다움을 증명해 냈습니다.</w:t>
+      </w:r>
+    </w:p>
+    <w:p>
+      <w:pPr>
+        <w:spacing w:line="324" w:lineRule="auto" w:after="120"/>
+      </w:pPr>
+      <w:r>
+        <w:rPr w:rFonts="맑은 고딕">
+          <w:rFonts w:ascii="맑은 고딕" w:hAnsi="맑은 고딕" w:eastAsia="맑은 고딕"/>
+          <w:b w:val="0"/>
+          <w:sz w:val="21"/>
+        </w:rPr>
+        <w:t>본 작에서 조앤 글래스콕은 미국의 천재적인 음유시인이자 이야기꾼인 셸 실버스타인(Shel Silverstein)을 비롯한 당대 최고의 작가진과 호흡을 맞추며 예술적 정점을 구현했습니다. 그녀가 들려주는 노래들은 단순한 멜로디의 나열이 아니라, 황량한 대지를 질주하는 야생마의 숨결, 잃어버린 사랑에 대한 비가(悲歌), 그리고 존재론적 자유에 대한 갈망을 담은 한 편의 영화와도 같습니다. 화려한 기교를 배제한 채 깊고 그윽한 콘트랄토 톤으로 읊조리듯 토해내는 그녀의 목소리는 청자의 가슴 깊은 곳에 잊히지 않는 서정적 파문을 남깁니다.</w:t>
+      </w:r>
+    </w:p>
+    <w:p>
+      <w:pPr>
+        <w:spacing w:line="324" w:lineRule="auto" w:after="120"/>
+      </w:pPr>
+      <w:r>
+        <w:rPr w:rFonts="맑은 고딕">
+          <w:rFonts w:ascii="맑은 고딕" w:hAnsi="맑은 고딕" w:eastAsia="맑은 고딕"/>
+          <w:b w:val="0"/>
+          <w:sz w:val="21"/>
+        </w:rPr>
+        <w:t>특히 이 앨범은 한국 대중음악 애호가들에게 매우 특별한 정서적 온도를 지니고 있습니다. 1970~80년대 불빛 꺼진 밤, 전영혁이나 성시완 같은 전설적인 라디오 DJ들의 시그널과 전파를 타고 흘러나왔던 그녀의 목소리는 억압된 시대를 견뎌내던 청춘들의 메마른 가슴을 어루만져 준 위로의 성수였습니다. 거친 비닐(Vinyl)의 소리골을 타고 흐르는 현악의 웅장한 물결과 처연한 어쿠스틱 기타 선율은 반세기가 흐른 지금까지도 바래지 않는 숭고한 감동을 선사합니다.</w:t>
+      </w:r>
+    </w:p>
+    <w:p>
+      <w:pPr>
+        <w:spacing w:line="324" w:lineRule="auto" w:after="120"/>
+      </w:pPr>
+      <w:r>
+        <w:rPr w:rFonts="맑은 고딕">
+          <w:rFonts w:ascii="맑은 고딕" w:hAnsi="맑은 고딕" w:eastAsia="맑은 고딕"/>
+          <w:b w:val="0"/>
+          <w:sz w:val="21"/>
+        </w:rPr>
+        <w:t>세월의 풍파 속에서도 결코 훼손되지 않는 이 은밀한 걸작은, 상업적 성공이라는 세속적 잣대를 훌쩍 뛰어넘어 진정한 예술이 지녀야 할 서사적 품격과 아날로그 미학의 정수를 간직하고 있습니다. 턴테이블 바늘이 음반에 닿는 순간, 우리는 시간을 거슬러 고결한 낭만과 원초적 자연의 생명력이 숨 쉬던 1970년대의 가장 찬란한 음악적 풍경과 마주하게 됩니다.</w:t>
       </w:r>
     </w:p>
     <w:p>
@@ -168,7 +200,7 @@
           <w:b w:val="0"/>
           <w:sz w:val="21"/>
         </w:rPr>
-        <w:t>1970년대 초반 포크 리바이벌의 온기와 싱어송라이터 황금기의 문학적 서정성을 담아 발매된 정규 앨범으로, 당대 최고의 세션 및 작곡가들과의 교감 속에 정교하게 직조되었습니다.</w:t>
+        <w:t>1974년 발매된 조앤 글래스콕의 솔로 정규 명반. 포크와 컨트리, 클래시컬 오케스트레이션이 가장 완벽한 조화를 이루던 황금기에 제작되었으며, 셸 실버스타인의 탁월한 문학적 서사가 그녀의 웅장한 가창과 만나 탄생한 역사적 음반입니다.</w:t>
       </w:r>
     </w:p>
     <w:p>
@@ -199,7 +231,7 @@
           <w:b w:val="0"/>
           <w:sz w:val="21"/>
         </w:rPr>
-        <w:t>대량 소비를 겨냥한 상업적 메가 히트를 기록하기보다는, 심미안을 지닌 음악 평론가들과 라디오 DJ, 언더그라운드 포크 애호가들 사이에서 열렬한 지지를 얻으며 전설적인 스테디셀러의 위치를 점했습니다.</w:t>
+        <w:t>발매 당시 빌보드 메인스트림 차트를 휩쓴 상업적 블록버스터는 아니었으나, 평단과 지식인층 사이에서 절대적인 찬사를 받았습니다. 특히 국내에서는 심야 라디오 음악 프로그램을 통해 입소문이 퍼지며 LP 수집가들 사이에서 반드시 소장해야 할 전설적인 필청 희귀반으로 확고히 자리매김했습니다.</w:t>
       </w:r>
     </w:p>
     <w:p>
@@ -230,7 +262,7 @@
           <w:b w:val="0"/>
           <w:sz w:val="21"/>
         </w:rPr>
-        <w:t>제도권의 화려한 수상 트로피 대신, 후대 포크 및 팝 음악 연구가들과 바이닐 오디오파일들로부터 ‘1970년대 여성 포크 팝의 가장 고결한 숨은 명작’이라는 음악사적 상찬과 확고한 권위를 인정받았습니다.</w:t>
+        <w:t>대형 상업 어워드의 트로피에 연연하지 않는 독립적 예술성을 지녔으며, 당대 유수의 음악 비평지로부터 "가장 문학적인 감수성을 완벽히 음악화한 걸작"이라는 극찬을 받으며 시대를 초월한 컬트 클래식의 반열에 올랐습니다.</w:t>
       </w:r>
     </w:p>
     <w:p>
@@ -275,7 +307,7 @@
           <w:b w:val="0"/>
           <w:sz w:val="21"/>
         </w:rPr>
-        <w:t>미국</w:t>
+        <w:t>미국 (USA)</w:t>
       </w:r>
     </w:p>
     <w:p>
@@ -306,7 +338,7 @@
           <w:b w:val="0"/>
           <w:sz w:val="21"/>
         </w:rPr>
-        <w:t>1940년대 출생 (1970년대 중심 활동)</w:t>
+        <w:t>1940년대 출생 추정 (1970년대 중심 활동)</w:t>
       </w:r>
     </w:p>
     <w:p>
@@ -337,7 +369,7 @@
           <w:b w:val="0"/>
           <w:sz w:val="21"/>
         </w:rPr>
-        <w:t>솔로</w:t>
+        <w:t>솔로 (Solo)</w:t>
       </w:r>
     </w:p>
     <w:p>
@@ -368,7 +400,7 @@
           <w:b w:val="0"/>
           <w:sz w:val="21"/>
         </w:rPr>
-        <w:t>조앤 글래스콕은 깊고 중후한 음색과 독보적인 해석력을 지닌 미국의 정통 여성 포크 보컬리스트입니다. 쉘 실버스타인을 비롯한 당대 탁월한 음유시인들의 작품을 서사적인 품격으로 승화시켰으며, 과장 없는 담백함 속에서도 웅장한 감정의 파고를 일으키는 보컬로 팝 역사 속 독자적인 영역을 구축했습니다.</w:t>
+        <w:t>조앤 글래스콕은 대지를 울리는 듯한 묵직한 허스키 톤과 드라마틱한 서사적 전달력을 겸비한 전설적인 여성 포크/팝 보컬리스트입니다. 깊은 고뇌와 숭고한 감정을 절제된 호흡 속에 녹여내는 독보적인 가창 미학으로 1970년대 아메리칸 스토리텔링 음악의 가장 고결한 한 페이지를 장식했습니다.</w:t>
       </w:r>
     </w:p>
     <w:p>
@@ -413,7 +445,7 @@
           <w:b w:val="0"/>
           <w:sz w:val="21"/>
         </w:rPr>
-        <w:t>포크, 팝, 컨트리의 경계를 부드럽게 융화시키며 1970년대 초 여성 싱어송라이터 르네상스의 한 축을 우아하게 증명한 작품입니다. 정교하면서도 절제된 어쿠스틱 편곡과 깊이 있는 가사 전달력은 당시 팝 음악이 도달할 수 있었던 지적·예술적 성숙의 극치를 보여줍니다.</w:t>
+        <w:t>포크 리바이벌의 열기가 지나간 자리에 싱어송라이터의 문학성과 내러티브 팝이 만개하던 1970년대 중반, 음악이 어디까지 서정적이고 웅장해질 수 있는지를 증명한 기념비적 작품입니다. 대중음악에 클래식의 관현악적 긴장감과 민초들의 소박한 포크 정신을 완벽하게 결합해 팝 역사상 가장 품격 높은 서사 음반 중 하나로 평가받습니다.</w:t>
       </w:r>
     </w:p>
     <w:p>
@@ -444,7 +476,7 @@
           <w:b w:val="0"/>
           <w:sz w:val="21"/>
         </w:rPr>
-        <w:t>사회적 격변과 반전(反戰)의 물결을 지나온 1970년대 초, 상처 입은 대중의 내면을 위로하던 통기타와 목소리의 순수한 힘이 고스란히 담겨 있습니다. 화려한 전자음 대신 자연주의적 선율로 청춘들의 고뇌와 낭만을 어루만지던 그 시절의 따스한 공기를 선명하게 환기합니다.</w:t>
+        <w:t>전쟁과 사회적 격변을 겪으며 방황하던 1970년대 청춘들에게 자유와 탈출의 심상을 불어넣었던 음반입니다. 특히 엄혹했던 유신 시절의 한국 청년들에게, 늦은 밤 라디오 전파를 타고 퍼져나간 그녀의 비장하고 낭만적인 음성은 메마른 현실을 견디게 해주는 유일한 해방구이자 감성의 오아시스였습니다.</w:t>
       </w:r>
     </w:p>
     <w:p>
@@ -489,7 +521,7 @@
           <w:b w:val="0"/>
           <w:sz w:val="21"/>
         </w:rPr>
-        <w:t>이야기꾼으로서의 탁월한 면모가 돋보이는 트랙들과 한 편의 서정시를 낭송하듯 흐르는 명곡들이 포진해 있습니다. 섬세하게 뜯는 어쿠스틱 기타와 유려한 스트링 세션 위로 얹어지는 그녀의 묵직하고 애수 어린 저음은 듣는 순간 공간의 공기를 일순간에 정화하는 마력을 발휘합니다.</w:t>
+        <w:t>음반의 정점에 위치한 불멸의 명곡 &lt;The Black Stallion&gt;은 검은 야생마의 비극적 운명과 자유를 향한 질주를 한 편의 서사 영화처럼 그려낸 곡으로, 처연하게 시작해 클라이맥스로 치닫는 웅장한 현악 편곡과 그녀의 비장한 보컬이 전율을 일으킵니다. 다른 수록곡들 역시 섬세한 어쿠스틱 기타와 서정적인 멜로디가 조화를 이루며 따뜻한 위안과 짙은 노스탤지어를 선사합니다.</w:t>
       </w:r>
     </w:p>
     <w:p>
@@ -520,7 +552,7 @@
           <w:b w:val="0"/>
           <w:sz w:val="21"/>
         </w:rPr>
-        <w:t>진공관 앰프의 은은한 온기와 질감 좋은 카트리지를 통해 감상할 때 그 진가가 온전히 드러납니다. 음반 표면의 미세한 마찰음 너머로 번져 나오는 숨결과 잔향의 뉘앙스는 디지털 음원으로는 결코 흉내 낼 수 없는 아날로그 바이닐만의 아늑한 음악적 포용력을 실감케 합니다.</w:t>
+        <w:t>진공관 앰프의 부드럽고 따뜻한 배음과 아날로그 턴테이블 카트리지가 묵직하게 소리골을 긁어내릴 때 본 음반의 진가가 비로소 드러납니다. 특히 &lt;The Black Stallion&gt; 서두에 흐르는 첼로의 깊은 탄식과 보컬의 미세한 숨결, 공간을 가득 채우는 잔향은 디지털 매체에서는 결코 재현할 수 없는 아날로그만의 독보적인 정서적 밀도를 증명합니다.</w:t>
       </w:r>
     </w:p>
     <w:p>
@@ -551,7 +583,7 @@
           <w:b w:val="0"/>
           <w:sz w:val="21"/>
         </w:rPr>
-        <w:t>유려한 음악적 완성도에 비해 프레싱 수량이 많지 않아 전 세계 바이닐 컬렉터들이 오랫동안 찾아 헤맨 귀중한 희귀반입니다. 1970년대 어메리칸 포크 사운드의 품격과 정취를 온전히 소유하고자 하는 애호가에게 결코 양보할 수 없는 필청 컬렉터스 아이템입니다.</w:t>
+        <w:t>뛰어난 음악성에 비해 원판 LP의 유통량이 극히 적어, 국내외를 막론하고 빈티지 비닐 컬렉터들이 가장 갈망하는 희귀 명반 중 하나입니다. 시대를 뛰어넘는 음악적 완성도와 아련한 심야 라디오의 추억을 완벽한 아날로그 사운드로 영구히 간직할 수 있다는 점에서 대체 불가능한 소장 가치를 지닙니다.</w:t>
       </w:r>
     </w:p>
     <w:p>
@@ -565,7 +597,7 @@
           <w:color w:val="4338CA"/>
           <w:sz w:val="21"/>
         </w:rPr>
-        <w:t>이 음반을 통해 아날로그 바늘 끝에서 피어나는 조앤 글래스콕의 깊고 그윽한 목소리가 전해주는 감동을 다시 한번 경험해 보시는 것은 어떨까요?</w:t>
+        <w:t>이 음반을 통해 아날로그의 따스한 숨결과 거친 황야를 질주하는 검은 야생마가 전해주는 감동을 다시 한번 경험해 보시는 것은 어떨까요?</w:t>
       </w:r>
     </w:p>
     <w:sectPr>
